--- a/app/templates/security_plan/template.docx
+++ b/app/templates/security_plan/template.docx
@@ -19,6 +19,11 @@
     <w:p>
       <w:r>
         <w:t>{{ security_staff_config }}</w:t>
+      </w:r>
+    </w:p>
+    <w:p>
+      <w:r>
+        <w:t>安保人员数量：{{ security_staff_count }}人</w:t>
       </w:r>
     </w:p>
     <w:p/>
@@ -68,6 +73,12 @@
     <w:p>
       <w:r>
         <w:t>人流管控方案：{{ crowd_control }}</w:t>
+      </w:r>
+    </w:p>
+    <w:p/>
+    <w:p>
+      <w:r>
+        <w:t>安保负责人审核签名：{{ manager_signature }}</w:t>
       </w:r>
     </w:p>
     <w:sectPr>

--- a/app/templates/security_plan/template.docx
+++ b/app/templates/security_plan/template.docx
@@ -4,83 +4,243 @@
   <w:body>
     <w:p>
       <w:pPr>
-        <w:pStyle w:val="Title"/>
+        <w:jc w:val="center"/>
       </w:pPr>
       <w:r>
+        <w:rPr>
+          <w:rFonts w:ascii="FZXiaoBiaoSong-B05S" w:hAnsi="FZXiaoBiaoSong-B05S" w:eastAsia="FZXiaoBiaoSong-B05S"/>
+          <w:b/>
+          <w:sz w:val="44"/>
+        </w:rPr>
         <w:t>安保方案</w:t>
       </w:r>
     </w:p>
-    <w:p/>
-    <w:p>
-      <w:r>
-        <w:t>安保人员配置：</w:t>
-      </w:r>
-    </w:p>
-    <w:p>
-      <w:r>
-        <w:t>{{ security_staff_config }}</w:t>
-      </w:r>
-    </w:p>
-    <w:p>
-      <w:r>
-        <w:t>安保人员数量：{{ security_staff_count }}人</w:t>
-      </w:r>
-    </w:p>
-    <w:p/>
-    <w:p>
-      <w:r>
-        <w:t>动线设计：</w:t>
-      </w:r>
-    </w:p>
-    <w:p>
-      <w:r>
-        <w:t>{{ movement_plan }}</w:t>
-      </w:r>
-    </w:p>
-    <w:p/>
-    <w:p>
-      <w:r>
-        <w:t>安保设备清单：</w:t>
-      </w:r>
-    </w:p>
-    <w:p>
-      <w:r>
-        <w:t>{{ equipment_list }}</w:t>
-      </w:r>
-    </w:p>
-    <w:p/>
-    <w:p>
-      <w:r>
-        <w:t>应急预案：</w:t>
-      </w:r>
-    </w:p>
-    <w:p>
-      <w:r>
-        <w:t>{{ emergency_plan }}</w:t>
-      </w:r>
-    </w:p>
-    <w:p/>
-    <w:p>
-      <w:r>
-        <w:t>医疗救护措施：{{ medical_plan }}</w:t>
-      </w:r>
-    </w:p>
-    <w:p>
-      <w:r>
-        <w:t>消防措施：{{ fire_plan }}</w:t>
-      </w:r>
-    </w:p>
-    <w:p>
-      <w:r>
-        <w:t>人流管控方案：{{ crowd_control }}</w:t>
-      </w:r>
-    </w:p>
-    <w:p/>
-    <w:p>
-      <w:r>
-        <w:t>安保负责人审核签名：{{ manager_signature }}</w:t>
-      </w:r>
-    </w:p>
+    <w:tbl>
+      <w:tblPr>
+        <w:tblStyle w:val="TableGrid"/>
+        <w:tblW w:type="auto" w:w="0"/>
+        <w:tblLook w:firstColumn="1" w:firstRow="1" w:lastColumn="0" w:lastRow="0" w:noHBand="0" w:noVBand="1" w:val="04A0"/>
+      </w:tblPr>
+      <w:tblGrid>
+        <w:gridCol w:w="8640"/>
+      </w:tblGrid>
+      <w:tr>
+        <w:tc>
+          <w:tcPr>
+            <w:tcW w:type="dxa" w:w="8640"/>
+          </w:tcPr>
+          <w:p>
+            <w:r>
+              <w:rPr>
+                <w:rFonts w:ascii="KaiTi_GB2312" w:hAnsi="KaiTi_GB2312" w:eastAsia="KaiTi_GB2312"/>
+                <w:b/>
+                <w:sz w:val="21"/>
+              </w:rPr>
+              <w:t>安保人员配置</w:t>
+            </w:r>
+          </w:p>
+          <w:p>
+            <w:r>
+              <w:rPr>
+                <w:rFonts w:ascii="FangSong_GB2312" w:hAnsi="FangSong_GB2312" w:eastAsia="FangSong_GB2312"/>
+                <w:b w:val="0"/>
+                <w:sz w:val="21"/>
+              </w:rPr>
+              <w:t>{{ security_staff_config }}</w:t>
+            </w:r>
+          </w:p>
+        </w:tc>
+      </w:tr>
+      <w:tr>
+        <w:tc>
+          <w:tcPr>
+            <w:tcW w:type="dxa" w:w="8640"/>
+          </w:tcPr>
+          <w:p>
+            <w:r>
+              <w:rPr>
+                <w:rFonts w:ascii="KaiTi_GB2312" w:hAnsi="KaiTi_GB2312" w:eastAsia="KaiTi_GB2312"/>
+                <w:b/>
+                <w:sz w:val="21"/>
+              </w:rPr>
+              <w:t>安保人员数量</w:t>
+            </w:r>
+          </w:p>
+          <w:p>
+            <w:r>
+              <w:rPr>
+                <w:rFonts w:ascii="FangSong_GB2312" w:hAnsi="FangSong_GB2312" w:eastAsia="FangSong_GB2312"/>
+                <w:b w:val="0"/>
+                <w:sz w:val="21"/>
+              </w:rPr>
+              <w:t>{{ security_staff_count }}</w:t>
+            </w:r>
+          </w:p>
+        </w:tc>
+      </w:tr>
+      <w:tr>
+        <w:tc>
+          <w:tcPr>
+            <w:tcW w:type="dxa" w:w="8640"/>
+          </w:tcPr>
+          <w:p>
+            <w:r>
+              <w:rPr>
+                <w:rFonts w:ascii="KaiTi_GB2312" w:hAnsi="KaiTi_GB2312" w:eastAsia="KaiTi_GB2312"/>
+                <w:b/>
+                <w:sz w:val="21"/>
+              </w:rPr>
+              <w:t>人员疏导方案</w:t>
+            </w:r>
+          </w:p>
+          <w:p>
+            <w:r>
+              <w:rPr>
+                <w:rFonts w:ascii="FangSong_GB2312" w:hAnsi="FangSong_GB2312" w:eastAsia="FangSong_GB2312"/>
+                <w:b w:val="0"/>
+                <w:sz w:val="21"/>
+              </w:rPr>
+              <w:t>{{ movement_plan }}</w:t>
+            </w:r>
+          </w:p>
+        </w:tc>
+      </w:tr>
+      <w:tr>
+        <w:tc>
+          <w:tcPr>
+            <w:tcW w:type="dxa" w:w="8640"/>
+          </w:tcPr>
+          <w:p>
+            <w:r>
+              <w:rPr>
+                <w:rFonts w:ascii="KaiTi_GB2312" w:hAnsi="KaiTi_GB2312" w:eastAsia="KaiTi_GB2312"/>
+                <w:b/>
+                <w:sz w:val="21"/>
+              </w:rPr>
+              <w:t>设备清单</w:t>
+            </w:r>
+          </w:p>
+          <w:p>
+            <w:r>
+              <w:rPr>
+                <w:rFonts w:ascii="FangSong_GB2312" w:hAnsi="FangSong_GB2312" w:eastAsia="FangSong_GB2312"/>
+                <w:b w:val="0"/>
+                <w:sz w:val="21"/>
+              </w:rPr>
+              <w:t>{{ equipment_list }}</w:t>
+            </w:r>
+          </w:p>
+        </w:tc>
+      </w:tr>
+      <w:tr>
+        <w:tc>
+          <w:tcPr>
+            <w:tcW w:type="dxa" w:w="8640"/>
+          </w:tcPr>
+          <w:p>
+            <w:r>
+              <w:rPr>
+                <w:rFonts w:ascii="KaiTi_GB2312" w:hAnsi="KaiTi_GB2312" w:eastAsia="KaiTi_GB2312"/>
+                <w:b/>
+                <w:sz w:val="21"/>
+              </w:rPr>
+              <w:t>应急预案</w:t>
+            </w:r>
+          </w:p>
+          <w:p>
+            <w:r>
+              <w:rPr>
+                <w:rFonts w:ascii="FangSong_GB2312" w:hAnsi="FangSong_GB2312" w:eastAsia="FangSong_GB2312"/>
+                <w:b w:val="0"/>
+                <w:sz w:val="21"/>
+              </w:rPr>
+              <w:t>{{ emergency_plan }}</w:t>
+            </w:r>
+          </w:p>
+        </w:tc>
+      </w:tr>
+      <w:tr>
+        <w:tc>
+          <w:tcPr>
+            <w:tcW w:type="dxa" w:w="8640"/>
+          </w:tcPr>
+          <w:p>
+            <w:r>
+              <w:rPr>
+                <w:rFonts w:ascii="KaiTi_GB2312" w:hAnsi="KaiTi_GB2312" w:eastAsia="KaiTi_GB2312"/>
+                <w:b/>
+                <w:sz w:val="21"/>
+              </w:rPr>
+              <w:t>医疗保障方案</w:t>
+            </w:r>
+          </w:p>
+          <w:p>
+            <w:r>
+              <w:rPr>
+                <w:rFonts w:ascii="FangSong_GB2312" w:hAnsi="FangSong_GB2312" w:eastAsia="FangSong_GB2312"/>
+                <w:b w:val="0"/>
+                <w:sz w:val="21"/>
+              </w:rPr>
+              <w:t>{% if risk_level == '高风险' %}{{ medical_plan }}{% endif %}</w:t>
+            </w:r>
+          </w:p>
+        </w:tc>
+      </w:tr>
+      <w:tr>
+        <w:tc>
+          <w:tcPr>
+            <w:tcW w:type="dxa" w:w="8640"/>
+          </w:tcPr>
+          <w:p>
+            <w:r>
+              <w:rPr>
+                <w:rFonts w:ascii="KaiTi_GB2312" w:hAnsi="KaiTi_GB2312" w:eastAsia="KaiTi_GB2312"/>
+                <w:b/>
+                <w:sz w:val="21"/>
+              </w:rPr>
+              <w:t>消防方案</w:t>
+            </w:r>
+          </w:p>
+          <w:p>
+            <w:r>
+              <w:rPr>
+                <w:rFonts w:ascii="FangSong_GB2312" w:hAnsi="FangSong_GB2312" w:eastAsia="FangSong_GB2312"/>
+                <w:b w:val="0"/>
+                <w:sz w:val="21"/>
+              </w:rPr>
+              <w:t>{% if risk_level != '低风险' %}{{ fire_plan }}{% endif %}</w:t>
+            </w:r>
+          </w:p>
+        </w:tc>
+      </w:tr>
+      <w:tr>
+        <w:tc>
+          <w:tcPr>
+            <w:tcW w:type="dxa" w:w="8640"/>
+          </w:tcPr>
+          <w:p>
+            <w:r>
+              <w:rPr>
+                <w:rFonts w:ascii="KaiTi_GB2312" w:hAnsi="KaiTi_GB2312" w:eastAsia="KaiTi_GB2312"/>
+                <w:b/>
+                <w:sz w:val="21"/>
+              </w:rPr>
+              <w:t>人群控制方案</w:t>
+            </w:r>
+          </w:p>
+          <w:p>
+            <w:r>
+              <w:rPr>
+                <w:rFonts w:ascii="FangSong_GB2312" w:hAnsi="FangSong_GB2312" w:eastAsia="FangSong_GB2312"/>
+                <w:b w:val="0"/>
+                <w:sz w:val="21"/>
+              </w:rPr>
+              <w:t>{% if risk_level == '高风险' %}{{ crowd_control }}{% endif %}</w:t>
+            </w:r>
+          </w:p>
+        </w:tc>
+      </w:tr>
+    </w:tbl>
     <w:sectPr>
       <w:pgSz w:w="12240" w:h="15840"/>
       <w:pgMar w:top="1440" w:right="1800" w:bottom="1440" w:left="1800" w:header="720" w:footer="720" w:gutter="0"/>
@@ -454,6 +614,10 @@
     <w:name w:val="Normal"/>
     <w:qFormat/>
     <w:rsid w:val="00FC693F"/>
+    <w:rPr>
+      <w:rFonts w:ascii="FangSong_GB2312" w:hAnsi="FangSong_GB2312"/>
+      <w:sz w:val="21"/>
+    </w:rPr>
   </w:style>
   <w:style w:type="paragraph" w:styleId="Header">
     <w:name w:val="header"/>
